--- a/static/content/files/Blueprint System Security Plan Template.docx
+++ b/static/content/files/Blueprint System Security Plan Template.docx
@@ -299,7 +299,7 @@
                     <w:pStyle w:val="Compact"/>
                   </w:pPr>
                   <w:r>
-                    <w:t xml:space="preserve">March 2026</w:t>
+                    <w:t xml:space="preserve">June 2026</w:t>
                   </w:r>
                 </w:p>
               </w:tc>

--- a/static/content/files/Blueprint System Security Plan Template.docx
+++ b/static/content/files/Blueprint System Security Plan Template.docx
@@ -5556,19 +5556,7 @@
         <w:t xml:space="preserve"> </w:t>
       </w:r>
       <w:r>
-        <w:t xml:space="preserve">supply arrangements.</w:t>
-      </w:r>
-      <w:r>
-        <w:t xml:space="preserve"> </w:t>
-      </w:r>
-      <w:r>
-        <w:rPr>
-          <w:rStyle w:val="VerbatimChar"/>
-        </w:rPr>
-        <w:t xml:space="preserve">All cloud services have been configured to store and process data solely in Australia</w:t>
-      </w:r>
-      <w:r>
-        <w:t xml:space="preserve">.</w:t>
+        <w:t xml:space="preserve">supply arrangements. All cloud services have been configured to store and process data solely in Australia.</w:t>
       </w:r>
     </w:p>
     <w:p>
@@ -26492,7 +26480,7 @@
         <w:t xml:space="preserve">&lt;SYSTEM-NAME&gt;</w:t>
       </w:r>
       <w:r>
-        <w:t xml:space="preserve">’s Windows endpoints and Microsoft 365 components is encrypted by TLS</w:t>
+        <w:t xml:space="preserve">’s Windows endpoints and Microsoft 365 components is encrypted by TLS 1.3 if available and TLS 1.2 as a minimum.</w:t>
       </w:r>
     </w:p>
     <w:p>
@@ -26504,7 +26492,7 @@
         </w:numPr>
       </w:pPr>
       <w:r>
-        <w:t xml:space="preserve">conditional Access policies are configured to restrict access to only specified geographic regions within Australia</w:t>
+        <w:t xml:space="preserve">conditional Access policies are configured to restrict access to only specified geographic regions within Australia.</w:t>
       </w:r>
     </w:p>
     <w:p>
@@ -28105,7 +28093,7 @@
         <w:t xml:space="preserve"> </w:t>
       </w:r>
       <w:r>
-        <w:t xml:space="preserve">notes that Microsoft services do not currently allow organisations to select which TLS versions to use</w:t>
+        <w:t xml:space="preserve">notes that Microsoft services do not currently allow organisations to select which TLS versions to use, which is a deviation from ISM-1139 (TLS 1.2 is used as a minimum on communications between Microsoft services)</w:t>
       </w:r>
     </w:p>
     <w:p>
